--- a/lib/engine-v2/national/templates-official/hazmat-facility-permit.docx
+++ b/lib/engine-v2/national/templates-official/hazmat-facility-permit.docx
@@ -625,7 +625,7 @@
                 <w:u w:val="single"/>
                 <w:lang w:eastAsia="zh-TW"/>
               </w:rPr>
-              <w:t>住　所　　　　　　　　　　　（電話　　　　　　）</w:t>
+              <w:t>住　所　{{submitterAddress}}（電話　{{submitterPhone}}）</w:t>
             </w:r>
           </w:p>
           <w:p>
@@ -648,7 +648,7 @@
                 <w:szCs w:val="21"/>
                 <w:u w:val="single"/>
               </w:rPr>
-              <w:t>氏　名</w:t>
+              <w:t>氏　名　{{submitterName}}</w:t>
             </w:r>
             <w:r>
               <w:rPr>
@@ -740,6 +740,9 @@
               </w:rPr>
             </w:pPr>
             <w:r>
+              <w:t xml:space="preserve">{{ownerAddress}}</w:t>
+            </w:r>
+            <w:r>
               <w:rPr>
                 <w:rFonts w:hint="eastAsia"/>
                 <w:sz w:val="21"/>
@@ -772,12 +775,15 @@
               </w:rPr>
             </w:pPr>
             <w:r>
-              <w:rPr>
-                <w:rFonts w:hint="eastAsia"/>
-                <w:sz w:val="21"/>
-                <w:szCs w:val="21"/>
-              </w:rPr>
-              <w:t>電話　{{submitterPhone}}</w:t>
+              <w:t xml:space="preserve">{{ownerPhone}}</w:t>
+            </w:r>
+            <w:r>
+              <w:rPr>
+                <w:rFonts w:hint="eastAsia"/>
+                <w:sz w:val="21"/>
+                <w:szCs w:val="21"/>
+              </w:rPr>
+              <w:t/>
             </w:r>
           </w:p>
         </w:tc>
@@ -837,6 +843,9 @@
               </w:rPr>
             </w:pPr>
             <w:r>
+              <w:t xml:space="preserve">{{ownerName}}</w:t>
+            </w:r>
+            <w:r>
               <w:rPr>
                 <w:rFonts w:hint="eastAsia"/>
                 <w:sz w:val="21"/>
@@ -928,6 +937,9 @@
                 <w:lang w:eastAsia="zh-TW"/>
               </w:rPr>
             </w:pPr>
+            <w:r>
+              <w:t xml:space="preserve">{{facilityLocation}}</w:t>
+            </w:r>
           </w:p>
         </w:tc>
       </w:tr>
@@ -1118,6 +1130,9 @@
                 <w:lang w:eastAsia="zh-TW"/>
               </w:rPr>
             </w:pPr>
+            <w:r>
+              <w:t xml:space="preserve">{{fireZone}}</w:t>
+            </w:r>
           </w:p>
         </w:tc>
         <w:tc>
@@ -1140,6 +1155,9 @@
                 <w:lang w:eastAsia="zh-TW"/>
               </w:rPr>
             </w:pPr>
+            <w:r>
+              <w:t xml:space="preserve">{{useZone}}</w:t>
+            </w:r>
           </w:p>
         </w:tc>
       </w:tr>
@@ -1199,6 +1217,9 @@
                 <w:lang w:eastAsia="zh-TW"/>
               </w:rPr>
             </w:pPr>
+            <w:r>
+              <w:t xml:space="preserve">{{facilityKind}}</w:t>
+            </w:r>
           </w:p>
         </w:tc>
         <w:tc>
@@ -1274,6 +1295,9 @@
                 <w:szCs w:val="21"/>
               </w:rPr>
             </w:pPr>
+            <w:r>
+              <w:t xml:space="preserve">{{facilityCategory}}</w:t>
+            </w:r>
           </w:p>
         </w:tc>
       </w:tr>
@@ -1363,6 +1387,9 @@
                 <w:szCs w:val="21"/>
               </w:rPr>
             </w:pPr>
+            <w:r>
+              <w:t xml:space="preserve">{{hazmatClassAndName}}</w:t>
+            </w:r>
           </w:p>
         </w:tc>
         <w:tc>
@@ -1448,6 +1475,9 @@
                 <w:szCs w:val="21"/>
               </w:rPr>
             </w:pPr>
+            <w:r>
+              <w:t xml:space="preserve">{{designatedQuantityMultiple}}</w:t>
+            </w:r>
           </w:p>
         </w:tc>
       </w:tr>
@@ -1539,15 +1569,15 @@
                 <w:sz w:val="21"/>
                 <w:szCs w:val="21"/>
               </w:rPr>
-              <w:t xml:space="preserve">令　</w:t>
-            </w:r>
-            <w:r>
-              <w:rPr>
-                <w:rFonts w:hint="eastAsia"/>
-                <w:sz w:val="21"/>
-                <w:szCs w:val="21"/>
-              </w:rPr>
-              <w:t>第　　　条　　　　　第　　　項</w:t>
+              <w:t xml:space="preserve">{{regulationCategory}}</w:t>
+            </w:r>
+            <w:r>
+              <w:rPr>
+                <w:rFonts w:hint="eastAsia"/>
+                <w:sz w:val="21"/>
+                <w:szCs w:val="21"/>
+              </w:rPr>
+              <w:t xml:space="preserve"/>
             </w:r>
           </w:p>
           <w:p>
@@ -1565,23 +1595,23 @@
                 <w:sz w:val="21"/>
                 <w:szCs w:val="21"/>
               </w:rPr>
-              <w:t xml:space="preserve">（規則　第　　</w:t>
-            </w:r>
-            <w:r>
-              <w:rPr>
-                <w:rFonts w:hint="eastAsia"/>
-                <w:sz w:val="21"/>
-                <w:szCs w:val="21"/>
-              </w:rPr>
-              <w:t xml:space="preserve">　</w:t>
-            </w:r>
-            <w:r>
-              <w:rPr>
-                <w:rFonts w:hint="eastAsia"/>
-                <w:sz w:val="21"/>
-                <w:szCs w:val="21"/>
-              </w:rPr>
-              <w:t xml:space="preserve">　条　　　　　第　　　項）</w:t>
+              <w:t xml:space="preserve"/>
+            </w:r>
+            <w:r>
+              <w:rPr>
+                <w:rFonts w:hint="eastAsia"/>
+                <w:sz w:val="21"/>
+                <w:szCs w:val="21"/>
+              </w:rPr>
+              <w:t xml:space="preserve"/>
+            </w:r>
+            <w:r>
+              <w:rPr>
+                <w:rFonts w:hint="eastAsia"/>
+                <w:sz w:val="21"/>
+                <w:szCs w:val="21"/>
+              </w:rPr>
+              <w:t xml:space="preserve"/>
             </w:r>
           </w:p>
         </w:tc>
@@ -1673,6 +1703,9 @@
                 <w:szCs w:val="21"/>
               </w:rPr>
             </w:pPr>
+            <w:r>
+              <w:t xml:space="preserve">{{structureSummary}}</w:t>
+            </w:r>
           </w:p>
         </w:tc>
       </w:tr>
@@ -1762,6 +1795,9 @@
                 <w:szCs w:val="21"/>
               </w:rPr>
             </w:pPr>
+            <w:r>
+              <w:t xml:space="preserve">{{operationSummary}}</w:t>
+            </w:r>
           </w:p>
         </w:tc>
       </w:tr>
@@ -1820,6 +1856,9 @@
                 <w:szCs w:val="21"/>
               </w:rPr>
             </w:pPr>
+            <w:r>
+              <w:t xml:space="preserve">{{constructionStartDate}}</w:t>
+            </w:r>
           </w:p>
         </w:tc>
         <w:tc>
@@ -1872,6 +1911,9 @@
                 <w:szCs w:val="21"/>
               </w:rPr>
             </w:pPr>
+            <w:r>
+              <w:t xml:space="preserve">{{completionDate}}</w:t>
+            </w:r>
           </w:p>
         </w:tc>
       </w:tr>
@@ -1930,6 +1972,9 @@
                 <w:szCs w:val="21"/>
               </w:rPr>
             </w:pPr>
+            <w:r>
+              <w:t xml:space="preserve">{{otherMatters}}</w:t>
+            </w:r>
           </w:p>
         </w:tc>
       </w:tr>

--- a/lib/engine-v2/national/templates-official/hazmat-facility-permit.docx
+++ b/lib/engine-v2/national/templates-official/hazmat-facility-permit.docx
@@ -876,6 +876,9 @@
                 <w:lang w:eastAsia="zh-TW"/>
               </w:rPr>
             </w:pPr>
+            <w:r>
+              <w:t xml:space="preserve">{{ownerNameField}}</w:t>
+            </w:r>
           </w:p>
         </w:tc>
       </w:tr>
@@ -1999,6 +2002,9 @@
                 <w:szCs w:val="21"/>
               </w:rPr>
             </w:pPr>
+            <w:r>
+              <w:t xml:space="preserve">{{extraNote1}}</w:t>
+            </w:r>
           </w:p>
         </w:tc>
       </w:tr>
@@ -2123,6 +2129,9 @@
                 <w:szCs w:val="21"/>
               </w:rPr>
             </w:pPr>
+            <w:r>
+              <w:t xml:space="preserve">{{officialUseReceipt}}</w:t>
+            </w:r>
           </w:p>
         </w:tc>
         <w:tc>
@@ -2157,7 +2166,7 @@
                 <w:szCs w:val="21"/>
                 <w:fitText w:val="1056" w:id="-1820160255"/>
               </w:rPr>
-              <w:t>許可年月</w:t>
+              <w:t xml:space="preserve">{{officialPermitDateAndNumber}}</w:t>
             </w:r>
             <w:r>
               <w:rPr>
@@ -2167,7 +2176,7 @@
                 <w:szCs w:val="21"/>
                 <w:fitText w:val="1056" w:id="-1820160255"/>
               </w:rPr>
-              <w:t>日</w:t>
+              <w:t xml:space="preserve"/>
             </w:r>
           </w:p>
           <w:p>
@@ -2190,7 +2199,7 @@
                 <w:szCs w:val="21"/>
                 <w:fitText w:val="1056" w:id="-1820160254"/>
               </w:rPr>
-              <w:t>許可番</w:t>
+              <w:t xml:space="preserve"/>
             </w:r>
             <w:r>
               <w:rPr>
@@ -2200,7 +2209,7 @@
                 <w:szCs w:val="21"/>
                 <w:fitText w:val="1056" w:id="-1820160254"/>
               </w:rPr>
-              <w:t>号</w:t>
+              <w:t xml:space="preserve"/>
             </w:r>
           </w:p>
         </w:tc>
@@ -2223,6 +2232,9 @@
                 <w:szCs w:val="21"/>
               </w:rPr>
             </w:pPr>
+            <w:r>
+              <w:t xml:space="preserve">{{officialUseFee}}</w:t>
+            </w:r>
           </w:p>
         </w:tc>
       </w:tr>

--- a/lib/engine-v2/national/templates-official/hazmat-facility-permit.docx
+++ b/lib/engine-v2/national/templates-official/hazmat-facility-permit.docx
@@ -740,6 +740,11 @@
               </w:rPr>
             </w:pPr>
             <w:r>
+              <w:rPr>
+                <w:rFonts w:hint="eastAsia"/>
+                <w:sz w:val="21"/>
+                <w:szCs w:val="21"/>
+              </w:rPr>
               <w:t xml:space="preserve">{{ownerAddress}}</w:t>
             </w:r>
             <w:r>
@@ -775,6 +780,11 @@
               </w:rPr>
             </w:pPr>
             <w:r>
+              <w:rPr>
+                <w:rFonts w:hint="eastAsia"/>
+                <w:sz w:val="21"/>
+                <w:szCs w:val="21"/>
+              </w:rPr>
               <w:t xml:space="preserve">{{ownerPhone}}</w:t>
             </w:r>
             <w:r>
@@ -843,6 +853,11 @@
               </w:rPr>
             </w:pPr>
             <w:r>
+              <w:rPr>
+                <w:rFonts w:hint="eastAsia"/>
+                <w:sz w:val="21"/>
+                <w:szCs w:val="21"/>
+              </w:rPr>
               <w:t xml:space="preserve">{{ownerName}}</w:t>
             </w:r>
             <w:r>

--- a/lib/engine-v2/national/templates-official/hazmat-facility-permit.docx
+++ b/lib/engine-v2/national/templates-official/hazmat-facility-permit.docx
@@ -745,15 +745,15 @@
                 <w:sz w:val="21"/>
                 <w:szCs w:val="21"/>
               </w:rPr>
+              <w:t>住所</w:t>
+            </w:r>
+            <w:r>
+              <w:rPr>
+                <w:rFonts w:hint="eastAsia"/>
+                <w:sz w:val="21"/>
+                <w:szCs w:val="21"/>
+              </w:rPr>
               <w:t xml:space="preserve">{{ownerAddress}}</w:t>
-            </w:r>
-            <w:r>
-              <w:rPr>
-                <w:rFonts w:hint="eastAsia"/>
-                <w:sz w:val="21"/>
-                <w:szCs w:val="21"/>
-              </w:rPr>
-              <w:t>住所</w:t>
             </w:r>
           </w:p>
         </w:tc>
@@ -858,15 +858,15 @@
                 <w:sz w:val="21"/>
                 <w:szCs w:val="21"/>
               </w:rPr>
+              <w:t>氏名</w:t>
+            </w:r>
+            <w:r>
+              <w:rPr>
+                <w:rFonts w:hint="eastAsia"/>
+                <w:sz w:val="21"/>
+                <w:szCs w:val="21"/>
+              </w:rPr>
               <w:t xml:space="preserve">{{ownerName}}</w:t>
-            </w:r>
-            <w:r>
-              <w:rPr>
-                <w:rFonts w:hint="eastAsia"/>
-                <w:sz w:val="21"/>
-                <w:szCs w:val="21"/>
-              </w:rPr>
-              <w:t>氏名</w:t>
             </w:r>
           </w:p>
         </w:tc>

--- a/lib/engine-v2/national/templates-official/hazmat-facility-permit.docx
+++ b/lib/engine-v2/national/templates-official/hazmat-facility-permit.docx
@@ -547,7 +547,7 @@
                 <w:sz w:val="21"/>
                 <w:szCs w:val="21"/>
               </w:rPr>
-              <w:t xml:space="preserve">　　　　　　　　　　　　　　　　　　　　　　　　　　　　　</w:t>
+              <w:t xml:space="preserve">　</w:t>
             </w:r>
             <w:r>
               <w:rPr>
@@ -666,7 +666,7 @@
                 <w:szCs w:val="21"/>
                 <w:u w:val="single"/>
               </w:rPr>
-              <w:t xml:space="preserve">　　　　　　　　　　　　　　　　　　　　</w:t>
+              <w:t xml:space="preserve">　</w:t>
             </w:r>
             <w:r>
               <w:rPr>

--- a/lib/engine-v2/national/templates-official/hazmat-facility-permit.docx
+++ b/lib/engine-v2/national/templates-official/hazmat-facility-permit.docx
@@ -540,6 +540,7 @@
                 <w:sz w:val="21"/>
                 <w:szCs w:val="21"/>
               </w:rPr>
+              <w:jc w:val="right"/>
             </w:pPr>
             <w:r>
               <w:rPr>
@@ -566,6 +567,7 @@
                 <w:sz w:val="21"/>
                 <w:szCs w:val="21"/>
               </w:rPr>
+              <w:jc w:val="right"/>
             </w:pPr>
             <w:r>
               <w:rPr>
@@ -594,6 +596,7 @@
                 <w:szCs w:val="21"/>
                 <w:lang w:eastAsia="zh-CN"/>
               </w:rPr>
+              <w:jc w:val="right"/>
             </w:pPr>
             <w:r>
               <w:rPr>
@@ -608,7 +611,6 @@
             <w:pPr>
               <w:spacing w:line="360" w:lineRule="auto"/>
               <w:ind w:firstLineChars="1990" w:firstLine="3811"/>
-              <w:jc w:val="right"/>
               <w:rPr>
                 <w:rFonts w:hint="eastAsia"/>
                 <w:sz w:val="21"/>
@@ -616,6 +618,7 @@
                 <w:u w:val="single"/>
                 <w:lang w:eastAsia="zh-TW"/>
               </w:rPr>
+              <w:jc w:val="right"/>
             </w:pPr>
             <w:r>
               <w:rPr>
@@ -634,12 +637,12 @@
               <w:wordWrap w:val="0"/>
               <w:spacing w:after="60" w:line="360" w:lineRule="auto"/>
               <w:ind w:firstLineChars="1978" w:firstLine="3788"/>
+              <w:rPr>
+                <w:sz w:val="21"/>
+                <w:szCs w:val="21"/>
+                <w:u w:val="single"/>
+              </w:rPr>
               <w:jc w:val="right"/>
-              <w:rPr>
-                <w:sz w:val="21"/>
-                <w:szCs w:val="21"/>
-                <w:u w:val="single"/>
-              </w:rPr>
             </w:pPr>
             <w:r>
               <w:rPr>
@@ -747,14 +750,6 @@
               </w:rPr>
               <w:t>住所</w:t>
             </w:r>
-            <w:r>
-              <w:rPr>
-                <w:rFonts w:hint="eastAsia"/>
-                <w:sz w:val="21"/>
-                <w:szCs w:val="21"/>
-              </w:rPr>
-              <w:t xml:space="preserve">{{ownerAddress}}</w:t>
-            </w:r>
           </w:p>
         </w:tc>
         <w:tc>
@@ -779,6 +774,22 @@
                 <w:lang w:eastAsia="zh-TW"/>
               </w:rPr>
             </w:pPr>
+            <w:r>
+              <w:rPr>
+                <w:rFonts w:hint="eastAsia"/>
+                <w:sz w:val="21"/>
+                <w:szCs w:val="21"/>
+              </w:rPr>
+              <w:t xml:space="preserve">{{ownerAddress}}</w:t>
+            </w:r>
+            <w:r>
+              <w:rPr>
+                <w:rFonts w:hint="eastAsia"/>
+                <w:sz w:val="21"/>
+                <w:szCs w:val="21"/>
+              </w:rPr>
+              <w:t xml:space="preserve">　電話　</w:t>
+            </w:r>
             <w:r>
               <w:rPr>
                 <w:rFonts w:hint="eastAsia"/>
@@ -860,14 +871,6 @@
               </w:rPr>
               <w:t>氏名</w:t>
             </w:r>
-            <w:r>
-              <w:rPr>
-                <w:rFonts w:hint="eastAsia"/>
-                <w:sz w:val="21"/>
-                <w:szCs w:val="21"/>
-              </w:rPr>
-              <w:t xml:space="preserve">{{ownerName}}</w:t>
-            </w:r>
           </w:p>
         </w:tc>
         <w:tc>
@@ -891,6 +894,14 @@
                 <w:lang w:eastAsia="zh-TW"/>
               </w:rPr>
             </w:pPr>
+            <w:r>
+              <w:rPr>
+                <w:rFonts w:hint="eastAsia"/>
+                <w:sz w:val="21"/>
+                <w:szCs w:val="21"/>
+              </w:rPr>
+              <w:t xml:space="preserve">{{ownerName}}</w:t>
+            </w:r>
             <w:r>
               <w:t xml:space="preserve">{{ownerNameField}}</w:t>
             </w:r>
